--- a/S05/Handout-S05.docx
+++ b/S05/Handout-S05.docx
@@ -2,7 +2,7 @@
 <file path=word/document.xml><?xml version="1.0" encoding="utf-8"?>
 <w:document xmlns:w="http://schemas.openxmlformats.org/wordprocessingml/2006/main" xmlns:m="http://schemas.openxmlformats.org/officeDocument/2006/math" xmlns:r="http://schemas.openxmlformats.org/officeDocument/2006/relationships" xmlns:o="urn:schemas-microsoft-com:office:office" xmlns:v="urn:schemas-microsoft-com:vml" xmlns:w10="urn:schemas-microsoft-com:office:word" xmlns:a="http://schemas.openxmlformats.org/drawingml/2006/main" xmlns:pic="http://schemas.openxmlformats.org/drawingml/2006/picture" xmlns:wp="http://schemas.openxmlformats.org/drawingml/2006/wordprocessingDrawing">
   <w:body>
-    <w:bookmarkStart w:id="15" w:name="X08b42cb9ddaec677b1c7cea2d5f047b7c190a86"/>
+    <w:bookmarkStart w:id="16" w:name="X08b42cb9ddaec677b1c7cea2d5f047b7c190a86"/>
     <w:p>
       <w:pPr>
         <w:pStyle w:val="Heading1"/>
@@ -58,7 +58,21 @@
         <w:t xml:space="preserve"> </w:t>
       </w:r>
       <w:r>
-        <w:t xml:space="preserve">Nguyễn An Khương (Khoa Khoa học &amp; Kỹ thuật Máy tính, Trường ĐHBK Tp. HCM)</w:t>
+        <w:t xml:space="preserve">Nguyễn An Khương (Khoa Khoa học &amp; Kỹ thuật Máy tính, Trường ĐHBK Tp. HCM ·</w:t>
+      </w:r>
+      <w:r>
+        <w:t xml:space="preserve"> </w:t>
+      </w:r>
+      <w:hyperlink r:id="rId9">
+        <w:r>
+          <w:rPr>
+            <w:rStyle w:val="Hyperlink"/>
+          </w:rPr>
+          <w:t xml:space="preserve">ORCID: 0000-0002-9910-6387</w:t>
+        </w:r>
+      </w:hyperlink>
+      <w:r>
+        <w:t xml:space="preserve">)</w:t>
       </w:r>
       <w:r>
         <w:br/>
@@ -84,7 +98,7 @@
         </w:pict>
       </w:r>
     </w:p>
-    <w:bookmarkStart w:id="9" w:name="X00b186d32b28eee059fb71a5964fba378f5a873"/>
+    <w:bookmarkStart w:id="10" w:name="X00b186d32b28eee059fb71a5964fba378f5a873"/>
     <w:p>
       <w:pPr>
         <w:pStyle w:val="Heading2"/>
@@ -224,8 +238,8 @@
         </w:pict>
       </w:r>
     </w:p>
-    <w:bookmarkEnd w:id="9"/>
-    <w:bookmarkStart w:id="10" w:name="X9ff66989d4771adc893376d001156c6201ab0dd"/>
+    <w:bookmarkEnd w:id="10"/>
+    <w:bookmarkStart w:id="11" w:name="X9ff66989d4771adc893376d001156c6201ab0dd"/>
     <w:p>
       <w:pPr>
         <w:pStyle w:val="Heading2"/>
@@ -335,8 +349,8 @@
         </w:pict>
       </w:r>
     </w:p>
-    <w:bookmarkEnd w:id="10"/>
-    <w:bookmarkStart w:id="11" w:name="Xeedc089f7c8b2a9610dd2b7753d59d24822f32e"/>
+    <w:bookmarkEnd w:id="11"/>
+    <w:bookmarkStart w:id="12" w:name="Xeedc089f7c8b2a9610dd2b7753d59d24822f32e"/>
     <w:p>
       <w:pPr>
         <w:pStyle w:val="Heading2"/>
@@ -455,8 +469,8 @@
         </w:pict>
       </w:r>
     </w:p>
-    <w:bookmarkEnd w:id="11"/>
-    <w:bookmarkStart w:id="14" w:name="tài-liệu-tham-khảo-chuẩn-quốc-tế"/>
+    <w:bookmarkEnd w:id="12"/>
+    <w:bookmarkStart w:id="15" w:name="tài-liệu-tham-khảo-chuẩn-quốc-tế"/>
     <w:p>
       <w:pPr>
         <w:pStyle w:val="Heading2"/>
@@ -525,7 +539,7 @@
       <w:r>
         <w:t xml:space="preserve"> </w:t>
       </w:r>
-      <w:hyperlink r:id="rId12">
+      <w:hyperlink r:id="rId13">
         <w:r>
           <w:rPr>
             <w:rStyle w:val="Hyperlink"/>
@@ -565,7 +579,7 @@
       <w:r>
         <w:t xml:space="preserve"> </w:t>
       </w:r>
-      <w:hyperlink r:id="rId13">
+      <w:hyperlink r:id="rId14">
         <w:r>
           <w:rPr>
             <w:rStyle w:val="Hyperlink"/>
@@ -603,8 +617,8 @@
         <w:t xml:space="preserve">, 2024.</w:t>
       </w:r>
     </w:p>
-    <w:bookmarkEnd w:id="14"/>
     <w:bookmarkEnd w:id="15"/>
+    <w:bookmarkEnd w:id="16"/>
     <w:sectPr>
       <w:footnotePr>
         <w:numRestart w:val="eachSect"/>
